--- a/Progetto_Sicurezza_M_Andriy_Hrynda.docx
+++ b/Progetto_Sicurezza_M_Andriy_Hrynda.docx
@@ -168,6 +168,27 @@
           <w:sz w:val="24"/>
           <w:szCs w:val="24"/>
         </w:rPr>
+        <w:t>Installare MongoDB e avviare il demone con il comando da terminale: mongod</w:t>
+      </w:r>
+    </w:p>
+    <w:p>
+      <w:pPr>
+        <w:pStyle w:val="Paragrafoelenco"/>
+        <w:numPr>
+          <w:ilvl w:val="0"/>
+          <w:numId w:val="9"/>
+        </w:numPr>
+        <w:spacing w:after="0"/>
+        <w:rPr>
+          <w:sz w:val="24"/>
+          <w:szCs w:val="24"/>
+        </w:rPr>
+      </w:pPr>
+      <w:r>
+        <w:rPr>
+          <w:sz w:val="24"/>
+          <w:szCs w:val="24"/>
+        </w:rPr>
         <w:t>Creare un file .env nel quale devono essere inseriti i due seguenti campi:</w:t>
       </w:r>
     </w:p>
@@ -437,7 +458,23 @@
           <w:sz w:val="24"/>
           <w:szCs w:val="24"/>
         </w:rPr>
-        <w:t xml:space="preserve">Il server riceve la richiesta e genera tramite un </w:t>
+        <w:t xml:space="preserve">Il server riceve la richiesta e genera tramite </w:t>
+      </w:r>
+      <w:proofErr w:type="gramStart"/>
+      <w:r>
+        <w:rPr>
+          <w:sz w:val="24"/>
+          <w:szCs w:val="24"/>
+        </w:rPr>
+        <w:t>un</w:t>
+      </w:r>
+      <w:proofErr w:type="gramEnd"/>
+      <w:r>
+        <w:rPr>
+          <w:sz w:val="24"/>
+          <w:szCs w:val="24"/>
+        </w:rPr>
+        <w:t xml:space="preserve"> </w:t>
       </w:r>
       <w:r>
         <w:rPr>
@@ -827,21 +864,7 @@
           <w:sz w:val="24"/>
           <w:szCs w:val="24"/>
         </w:rPr>
-        <w:t xml:space="preserve">Avviare il server con il comando: node </w:t>
-      </w:r>
-      <w:r>
-        <w:rPr>
-          <w:sz w:val="24"/>
-          <w:szCs w:val="24"/>
-        </w:rPr>
-        <w:t>server</w:t>
-      </w:r>
-      <w:r>
-        <w:rPr>
-          <w:sz w:val="24"/>
-          <w:szCs w:val="24"/>
-        </w:rPr>
-        <w:t>.js</w:t>
+        <w:t>Installare MongoDB e avviare il demone con il comando da terminale: mongod</w:t>
       </w:r>
     </w:p>
     <w:p>
@@ -862,6 +885,28 @@
           <w:sz w:val="24"/>
           <w:szCs w:val="24"/>
         </w:rPr>
+        <w:t>Avviare il server con il comando: node server.js</w:t>
+      </w:r>
+    </w:p>
+    <w:p>
+      <w:pPr>
+        <w:pStyle w:val="Paragrafoelenco"/>
+        <w:numPr>
+          <w:ilvl w:val="0"/>
+          <w:numId w:val="10"/>
+        </w:numPr>
+        <w:spacing w:after="0"/>
+        <w:rPr>
+          <w:sz w:val="24"/>
+          <w:szCs w:val="24"/>
+        </w:rPr>
+      </w:pPr>
+      <w:r>
+        <w:rPr>
+          <w:sz w:val="24"/>
+          <w:szCs w:val="24"/>
+        </w:rPr>
+        <w:lastRenderedPageBreak/>
         <w:t>Avviare il client con il comando: npx serve .</w:t>
       </w:r>
     </w:p>
@@ -889,7 +934,6 @@
           <w:sz w:val="24"/>
           <w:szCs w:val="24"/>
         </w:rPr>
-        <w:lastRenderedPageBreak/>
         <w:t>Il seguente</w:t>
       </w:r>
       <w:r>
@@ -1642,6 +1686,7 @@
           <w:sz w:val="24"/>
           <w:szCs w:val="24"/>
         </w:rPr>
+        <w:lastRenderedPageBreak/>
         <w:t>verifica che l’utente sia registrato</w:t>
       </w:r>
     </w:p>
@@ -1695,7 +1740,6 @@
           <w:sz w:val="24"/>
           <w:szCs w:val="24"/>
         </w:rPr>
-        <w:lastRenderedPageBreak/>
         <w:t>recupera le credenziali registrate associate all’utente</w:t>
       </w:r>
     </w:p>
@@ -3901,6 +3945,7 @@
   <w:style w:type="character" w:default="1" w:styleId="Carpredefinitoparagrafo">
     <w:name w:val="Default Paragraph Font"/>
     <w:uiPriority w:val="1"/>
+    <w:semiHidden/>
     <w:unhideWhenUsed/>
   </w:style>
   <w:style w:type="table" w:default="1" w:styleId="Tabellanormale">

--- a/Progetto_Sicurezza_M_Andriy_Hrynda.docx
+++ b/Progetto_Sicurezza_M_Andriy_Hrynda.docx
@@ -885,7 +885,168 @@
           <w:sz w:val="24"/>
           <w:szCs w:val="24"/>
         </w:rPr>
-        <w:t>Avviare il server con il comando: node server.js</w:t>
+        <w:lastRenderedPageBreak/>
+        <w:t>Creare un file .env</w:t>
+      </w:r>
+      <w:r>
+        <w:rPr>
+          <w:sz w:val="24"/>
+          <w:szCs w:val="24"/>
+        </w:rPr>
+        <w:t xml:space="preserve"> all’interno della directory</w:t>
+      </w:r>
+      <w:r>
+        <w:rPr>
+          <w:sz w:val="24"/>
+          <w:szCs w:val="24"/>
+        </w:rPr>
+        <w:t xml:space="preserve"> nel quale devono essere inseriti i due seguenti campi:</w:t>
+      </w:r>
+    </w:p>
+    <w:p>
+      <w:pPr>
+        <w:pStyle w:val="Paragrafoelenco"/>
+        <w:numPr>
+          <w:ilvl w:val="1"/>
+          <w:numId w:val="10"/>
+        </w:numPr>
+        <w:spacing w:after="0"/>
+        <w:rPr>
+          <w:sz w:val="24"/>
+          <w:szCs w:val="24"/>
+        </w:rPr>
+      </w:pPr>
+      <w:r>
+        <w:rPr>
+          <w:sz w:val="24"/>
+          <w:szCs w:val="24"/>
+        </w:rPr>
+        <w:t>EMAIL=</w:t>
+      </w:r>
+      <w:r>
+        <w:t xml:space="preserve"> </w:t>
+      </w:r>
+      <w:r>
+        <w:rPr>
+          <w:sz w:val="24"/>
+          <w:szCs w:val="24"/>
+        </w:rPr>
+        <w:t>la-tua-email@gmail.com</w:t>
+      </w:r>
+    </w:p>
+    <w:p>
+      <w:pPr>
+        <w:pStyle w:val="Paragrafoelenco"/>
+        <w:numPr>
+          <w:ilvl w:val="1"/>
+          <w:numId w:val="10"/>
+        </w:numPr>
+        <w:spacing w:after="0"/>
+        <w:rPr>
+          <w:sz w:val="24"/>
+          <w:szCs w:val="24"/>
+        </w:rPr>
+      </w:pPr>
+      <w:r>
+        <w:rPr>
+          <w:sz w:val="24"/>
+          <w:szCs w:val="24"/>
+        </w:rPr>
+        <w:t>PASS=</w:t>
+      </w:r>
+      <w:r>
+        <w:t xml:space="preserve"> </w:t>
+      </w:r>
+      <w:r>
+        <w:rPr>
+          <w:sz w:val="24"/>
+          <w:szCs w:val="24"/>
+        </w:rPr>
+        <w:t>la</w:t>
+      </w:r>
+      <w:r>
+        <w:rPr>
+          <w:sz w:val="24"/>
+          <w:szCs w:val="24"/>
+        </w:rPr>
+        <w:t xml:space="preserve"> </w:t>
+      </w:r>
+      <w:r>
+        <w:rPr>
+          <w:sz w:val="24"/>
+          <w:szCs w:val="24"/>
+        </w:rPr>
+        <w:t>password</w:t>
+      </w:r>
+      <w:r>
+        <w:rPr>
+          <w:sz w:val="24"/>
+          <w:szCs w:val="24"/>
+        </w:rPr>
+        <w:t xml:space="preserve"> </w:t>
+      </w:r>
+      <w:r>
+        <w:rPr>
+          <w:sz w:val="24"/>
+          <w:szCs w:val="24"/>
+        </w:rPr>
+        <w:t>o</w:t>
+      </w:r>
+      <w:r>
+        <w:rPr>
+          <w:sz w:val="24"/>
+          <w:szCs w:val="24"/>
+        </w:rPr>
+        <w:t xml:space="preserve"> la </w:t>
+      </w:r>
+      <w:r>
+        <w:rPr>
+          <w:sz w:val="24"/>
+          <w:szCs w:val="24"/>
+        </w:rPr>
+        <w:t>password</w:t>
+      </w:r>
+      <w:r>
+        <w:rPr>
+          <w:sz w:val="24"/>
+          <w:szCs w:val="24"/>
+        </w:rPr>
+        <w:t xml:space="preserve"> per app associata all’account della e-mail </w:t>
+      </w:r>
+    </w:p>
+    <w:p>
+      <w:pPr>
+        <w:pStyle w:val="Paragrafoelenco"/>
+        <w:numPr>
+          <w:ilvl w:val="1"/>
+          <w:numId w:val="10"/>
+        </w:numPr>
+        <w:spacing w:after="0"/>
+        <w:rPr>
+          <w:sz w:val="24"/>
+          <w:szCs w:val="24"/>
+        </w:rPr>
+      </w:pPr>
+      <w:r>
+        <w:rPr>
+          <w:sz w:val="24"/>
+          <w:szCs w:val="24"/>
+        </w:rPr>
+        <w:t>JWT_SECRET=parametro segreto (q</w:t>
+      </w:r>
+      <w:r>
+        <w:rPr>
+          <w:sz w:val="24"/>
+          <w:szCs w:val="24"/>
+        </w:rPr>
+        <w:t>uesto valore serve a firmare e verificare i token JWT, garantendo così la sicurezza dell’autenticazione</w:t>
+      </w:r>
+      <w:r>
+        <w:rPr>
+          <w:sz w:val="24"/>
+          <w:szCs w:val="24"/>
+        </w:rPr>
+        <w:t>)</w:t>
       </w:r>
     </w:p>
     <w:p>
@@ -906,7 +1067,27 @@
           <w:sz w:val="24"/>
           <w:szCs w:val="24"/>
         </w:rPr>
-        <w:lastRenderedPageBreak/>
+        <w:t>Avviare il server con il comando: node server.js</w:t>
+      </w:r>
+    </w:p>
+    <w:p>
+      <w:pPr>
+        <w:pStyle w:val="Paragrafoelenco"/>
+        <w:numPr>
+          <w:ilvl w:val="0"/>
+          <w:numId w:val="10"/>
+        </w:numPr>
+        <w:spacing w:after="0"/>
+        <w:rPr>
+          <w:sz w:val="24"/>
+          <w:szCs w:val="24"/>
+        </w:rPr>
+      </w:pPr>
+      <w:r>
+        <w:rPr>
+          <w:sz w:val="24"/>
+          <w:szCs w:val="24"/>
+        </w:rPr>
         <w:t>Avviare il client con il comando: npx serve .</w:t>
       </w:r>
     </w:p>
@@ -1009,6 +1190,223 @@
         <w:pStyle w:val="Paragrafoelenco"/>
         <w:numPr>
           <w:ilvl w:val="0"/>
+          <w:numId w:val="1"/>
+        </w:numPr>
+        <w:spacing w:after="0"/>
+        <w:rPr>
+          <w:sz w:val="24"/>
+          <w:szCs w:val="24"/>
+        </w:rPr>
+      </w:pPr>
+      <w:r>
+        <w:rPr>
+          <w:sz w:val="24"/>
+          <w:szCs w:val="24"/>
+        </w:rPr>
+        <w:t xml:space="preserve">Il server riceve la richiesta, genera un codice OTP (valori tra </w:t>
+      </w:r>
+      <w:r>
+        <w:rPr>
+          <w:sz w:val="24"/>
+          <w:szCs w:val="24"/>
+        </w:rPr>
+        <w:t>100000 e 999999</w:t>
+      </w:r>
+      <w:r>
+        <w:rPr>
+          <w:sz w:val="24"/>
+          <w:szCs w:val="24"/>
+        </w:rPr>
+        <w:t xml:space="preserve">), </w:t>
+      </w:r>
+      <w:r>
+        <w:rPr>
+          <w:sz w:val="24"/>
+          <w:szCs w:val="24"/>
+        </w:rPr>
+        <w:t xml:space="preserve">calcola l’hash del </w:t>
+      </w:r>
+      <w:r>
+        <w:rPr>
+          <w:sz w:val="24"/>
+          <w:szCs w:val="24"/>
+        </w:rPr>
+        <w:t>codice OTP</w:t>
+      </w:r>
+      <w:r>
+        <w:rPr>
+          <w:sz w:val="24"/>
+          <w:szCs w:val="24"/>
+        </w:rPr>
+        <w:t xml:space="preserve"> con l’algoritmo SHA-256</w:t>
+      </w:r>
+      <w:r>
+        <w:rPr>
+          <w:sz w:val="24"/>
+          <w:szCs w:val="24"/>
+        </w:rPr>
+        <w:t xml:space="preserve">, </w:t>
+      </w:r>
+      <w:r>
+        <w:rPr>
+          <w:sz w:val="24"/>
+          <w:szCs w:val="24"/>
+        </w:rPr>
+        <w:t xml:space="preserve">elimina dal database MongoDB </w:t>
+      </w:r>
+      <w:r>
+        <w:rPr>
+          <w:sz w:val="24"/>
+          <w:szCs w:val="24"/>
+        </w:rPr>
+        <w:t xml:space="preserve">gli </w:t>
+      </w:r>
+      <w:r>
+        <w:rPr>
+          <w:sz w:val="24"/>
+          <w:szCs w:val="24"/>
+        </w:rPr>
+        <w:t>eventuali record associati alla stessa e-mail</w:t>
+      </w:r>
+      <w:r>
+        <w:rPr>
+          <w:sz w:val="24"/>
+          <w:szCs w:val="24"/>
+        </w:rPr>
+        <w:t xml:space="preserve"> e salva nel DB la tupla contenente: la e-mail dell’utente, l’hash del </w:t>
+      </w:r>
+      <w:r>
+        <w:rPr>
+          <w:sz w:val="24"/>
+          <w:szCs w:val="24"/>
+        </w:rPr>
+        <w:t xml:space="preserve">codice OTP, </w:t>
+      </w:r>
+      <w:r>
+        <w:rPr>
+          <w:sz w:val="24"/>
+          <w:szCs w:val="24"/>
+        </w:rPr>
+        <w:t>la data di scadenza del token (con validità di 5 minuti dal momento della creazione)</w:t>
+      </w:r>
+      <w:r>
+        <w:rPr>
+          <w:sz w:val="24"/>
+          <w:szCs w:val="24"/>
+        </w:rPr>
+        <w:t xml:space="preserve"> e il numero di tentativi disponibili (per default 3)</w:t>
+      </w:r>
+      <w:r>
+        <w:rPr>
+          <w:sz w:val="24"/>
+          <w:szCs w:val="24"/>
+        </w:rPr>
+        <w:t>.</w:t>
+      </w:r>
+    </w:p>
+    <w:p>
+      <w:pPr>
+        <w:pStyle w:val="Paragrafoelenco"/>
+        <w:numPr>
+          <w:ilvl w:val="0"/>
+          <w:numId w:val="4"/>
+        </w:numPr>
+        <w:spacing w:after="0"/>
+        <w:rPr>
+          <w:sz w:val="24"/>
+          <w:szCs w:val="24"/>
+        </w:rPr>
+      </w:pPr>
+      <w:r>
+        <w:rPr>
+          <w:sz w:val="24"/>
+          <w:szCs w:val="24"/>
+        </w:rPr>
+        <w:t>Il server invia una mail all’utente indicando il codice OTP.</w:t>
+      </w:r>
+    </w:p>
+    <w:p>
+      <w:pPr>
+        <w:pStyle w:val="Paragrafoelenco"/>
+        <w:numPr>
+          <w:ilvl w:val="0"/>
+          <w:numId w:val="4"/>
+        </w:numPr>
+        <w:spacing w:after="0"/>
+        <w:rPr>
+          <w:sz w:val="24"/>
+          <w:szCs w:val="24"/>
+        </w:rPr>
+      </w:pPr>
+      <w:r>
+        <w:rPr>
+          <w:sz w:val="24"/>
+          <w:szCs w:val="24"/>
+        </w:rPr>
+        <w:t>Una volta ricevuta la mail,</w:t>
+      </w:r>
+      <w:r>
+        <w:rPr>
+          <w:sz w:val="24"/>
+          <w:szCs w:val="24"/>
+        </w:rPr>
+        <w:t xml:space="preserve"> </w:t>
+      </w:r>
+      <w:r>
+        <w:rPr>
+          <w:sz w:val="24"/>
+          <w:szCs w:val="24"/>
+        </w:rPr>
+        <w:t xml:space="preserve">l’utente si può autenticare </w:t>
+      </w:r>
+      <w:r>
+        <w:rPr>
+          <w:sz w:val="24"/>
+          <w:szCs w:val="24"/>
+        </w:rPr>
+        <w:t>inserendo il codice OTP ricevuto nella pagina in cui è stato reindirizzato.</w:t>
+      </w:r>
+    </w:p>
+    <w:p>
+      <w:pPr>
+        <w:pStyle w:val="Paragrafoelenco"/>
+        <w:numPr>
+          <w:ilvl w:val="0"/>
+          <w:numId w:val="4"/>
+        </w:numPr>
+        <w:spacing w:after="0"/>
+        <w:rPr>
+          <w:sz w:val="24"/>
+          <w:szCs w:val="24"/>
+        </w:rPr>
+      </w:pPr>
+      <w:r>
+        <w:rPr>
+          <w:sz w:val="24"/>
+          <w:szCs w:val="24"/>
+        </w:rPr>
+        <w:t xml:space="preserve">Il server verifica la validità del codice OTP associato all’indirizzo </w:t>
+      </w:r>
+      <w:r>
+        <w:rPr>
+          <w:sz w:val="24"/>
+          <w:szCs w:val="24"/>
+        </w:rPr>
+        <w:t>e-mail</w:t>
+      </w:r>
+      <w:r>
+        <w:rPr>
+          <w:sz w:val="24"/>
+          <w:szCs w:val="24"/>
+        </w:rPr>
+        <w:t xml:space="preserve"> dell’utente; in caso di verifica positiva, avvia la procedura di registrazione, altrimenti restituisce un messaggio di errore.</w:t>
+      </w:r>
+    </w:p>
+    <w:p>
+      <w:pPr>
+        <w:pStyle w:val="Paragrafoelenco"/>
+        <w:numPr>
+          <w:ilvl w:val="0"/>
           <w:numId w:val="4"/>
         </w:numPr>
         <w:spacing w:after="0"/>
@@ -1383,6 +1781,7 @@
           <w:sz w:val="24"/>
           <w:szCs w:val="24"/>
         </w:rPr>
+        <w:lastRenderedPageBreak/>
         <w:t>u</w:t>
       </w:r>
       <w:r>
@@ -1686,7 +2085,6 @@
           <w:sz w:val="24"/>
           <w:szCs w:val="24"/>
         </w:rPr>
-        <w:lastRenderedPageBreak/>
         <w:t>verifica che l’utente sia registrato</w:t>
       </w:r>
     </w:p>
@@ -2190,6 +2588,7 @@
           <w:sz w:val="24"/>
           <w:szCs w:val="24"/>
         </w:rPr>
+        <w:lastRenderedPageBreak/>
         <w:t>Infine, s</w:t>
       </w:r>
       <w:r>
@@ -3945,7 +4344,6 @@
   <w:style w:type="character" w:default="1" w:styleId="Carpredefinitoparagrafo">
     <w:name w:val="Default Paragraph Font"/>
     <w:uiPriority w:val="1"/>
-    <w:semiHidden/>
     <w:unhideWhenUsed/>
   </w:style>
   <w:style w:type="table" w:default="1" w:styleId="Tabellanormale">

--- a/Progetto_Sicurezza_M_Andriy_Hrynda.docx
+++ b/Progetto_Sicurezza_M_Andriy_Hrynda.docx
@@ -458,23 +458,7 @@
           <w:sz w:val="24"/>
           <w:szCs w:val="24"/>
         </w:rPr>
-        <w:t xml:space="preserve">Il server riceve la richiesta e genera tramite </w:t>
-      </w:r>
-      <w:proofErr w:type="gramStart"/>
-      <w:r>
-        <w:rPr>
-          <w:sz w:val="24"/>
-          <w:szCs w:val="24"/>
-        </w:rPr>
-        <w:t>un</w:t>
-      </w:r>
-      <w:proofErr w:type="gramEnd"/>
-      <w:r>
-        <w:rPr>
-          <w:sz w:val="24"/>
-          <w:szCs w:val="24"/>
-        </w:rPr>
-        <w:t xml:space="preserve"> </w:t>
+        <w:t xml:space="preserve">Il server riceve la richiesta e genera tramite un </w:t>
       </w:r>
       <w:r>
         <w:rPr>
@@ -886,21 +870,7 @@
           <w:szCs w:val="24"/>
         </w:rPr>
         <w:lastRenderedPageBreak/>
-        <w:t>Creare un file .env</w:t>
-      </w:r>
-      <w:r>
-        <w:rPr>
-          <w:sz w:val="24"/>
-          <w:szCs w:val="24"/>
-        </w:rPr>
-        <w:t xml:space="preserve"> all’interno della directory</w:t>
-      </w:r>
-      <w:r>
-        <w:rPr>
-          <w:sz w:val="24"/>
-          <w:szCs w:val="24"/>
-        </w:rPr>
-        <w:t xml:space="preserve"> nel quale devono essere inseriti i due seguenti campi:</w:t>
+        <w:t>Creare un file .env all’interno della directory nel quale devono essere inseriti i due seguenti campi:</w:t>
       </w:r>
     </w:p>
     <w:p>
@@ -1188,10 +1158,6 @@
     <w:p>
       <w:pPr>
         <w:pStyle w:val="Paragrafoelenco"/>
-        <w:numPr>
-          <w:ilvl w:val="0"/>
-          <w:numId w:val="1"/>
-        </w:numPr>
         <w:spacing w:after="0"/>
         <w:rPr>
           <w:sz w:val="24"/>
@@ -1217,35 +1183,7 @@
           <w:sz w:val="24"/>
           <w:szCs w:val="24"/>
         </w:rPr>
-        <w:t xml:space="preserve">), </w:t>
-      </w:r>
-      <w:r>
-        <w:rPr>
-          <w:sz w:val="24"/>
-          <w:szCs w:val="24"/>
-        </w:rPr>
-        <w:t xml:space="preserve">calcola l’hash del </w:t>
-      </w:r>
-      <w:r>
-        <w:rPr>
-          <w:sz w:val="24"/>
-          <w:szCs w:val="24"/>
-        </w:rPr>
-        <w:t>codice OTP</w:t>
-      </w:r>
-      <w:r>
-        <w:rPr>
-          <w:sz w:val="24"/>
-          <w:szCs w:val="24"/>
-        </w:rPr>
-        <w:t xml:space="preserve"> con l’algoritmo SHA-256</w:t>
-      </w:r>
-      <w:r>
-        <w:rPr>
-          <w:sz w:val="24"/>
-          <w:szCs w:val="24"/>
-        </w:rPr>
-        <w:t xml:space="preserve">, </w:t>
+        <w:t xml:space="preserve">), calcola l’hash del codice OTP con l’algoritmo SHA-256, </w:t>
       </w:r>
       <w:r>
         <w:rPr>
@@ -1273,35 +1211,7 @@
           <w:sz w:val="24"/>
           <w:szCs w:val="24"/>
         </w:rPr>
-        <w:t xml:space="preserve"> e salva nel DB la tupla contenente: la e-mail dell’utente, l’hash del </w:t>
-      </w:r>
-      <w:r>
-        <w:rPr>
-          <w:sz w:val="24"/>
-          <w:szCs w:val="24"/>
-        </w:rPr>
-        <w:t xml:space="preserve">codice OTP, </w:t>
-      </w:r>
-      <w:r>
-        <w:rPr>
-          <w:sz w:val="24"/>
-          <w:szCs w:val="24"/>
-        </w:rPr>
-        <w:t>la data di scadenza del token (con validità di 5 minuti dal momento della creazione)</w:t>
-      </w:r>
-      <w:r>
-        <w:rPr>
-          <w:sz w:val="24"/>
-          <w:szCs w:val="24"/>
-        </w:rPr>
-        <w:t xml:space="preserve"> e il numero di tentativi disponibili (per default 3)</w:t>
-      </w:r>
-      <w:r>
-        <w:rPr>
-          <w:sz w:val="24"/>
-          <w:szCs w:val="24"/>
-        </w:rPr>
-        <w:t>.</w:t>
+        <w:t xml:space="preserve"> e salva nel DB la tupla contenente: la e-mail dell’utente, l’hash del codice OTP, la data di scadenza del token (con validità di 5 minuti dal momento della creazione) e il numero di tentativi disponibili (per default 3).</w:t>
       </w:r>
     </w:p>
     <w:p>
@@ -1343,28 +1253,7 @@
           <w:sz w:val="24"/>
           <w:szCs w:val="24"/>
         </w:rPr>
-        <w:t>Una volta ricevuta la mail,</w:t>
-      </w:r>
-      <w:r>
-        <w:rPr>
-          <w:sz w:val="24"/>
-          <w:szCs w:val="24"/>
-        </w:rPr>
-        <w:t xml:space="preserve"> </w:t>
-      </w:r>
-      <w:r>
-        <w:rPr>
-          <w:sz w:val="24"/>
-          <w:szCs w:val="24"/>
-        </w:rPr>
-        <w:t xml:space="preserve">l’utente si può autenticare </w:t>
-      </w:r>
-      <w:r>
-        <w:rPr>
-          <w:sz w:val="24"/>
-          <w:szCs w:val="24"/>
-        </w:rPr>
-        <w:t>inserendo il codice OTP ricevuto nella pagina in cui è stato reindirizzato.</w:t>
+        <w:t>Una volta ricevuta la mail, l’utente si può autenticare inserendo il codice OTP ricevuto nella pagina in cui è stato reindirizzato.</w:t>
       </w:r>
     </w:p>
     <w:p>
@@ -1385,21 +1274,7 @@
           <w:sz w:val="24"/>
           <w:szCs w:val="24"/>
         </w:rPr>
-        <w:t xml:space="preserve">Il server verifica la validità del codice OTP associato all’indirizzo </w:t>
-      </w:r>
-      <w:r>
-        <w:rPr>
-          <w:sz w:val="24"/>
-          <w:szCs w:val="24"/>
-        </w:rPr>
-        <w:t>e-mail</w:t>
-      </w:r>
-      <w:r>
-        <w:rPr>
-          <w:sz w:val="24"/>
-          <w:szCs w:val="24"/>
-        </w:rPr>
-        <w:t xml:space="preserve"> dell’utente; in caso di verifica positiva, avvia la procedura di registrazione, altrimenti restituisce un messaggio di errore.</w:t>
+        <w:t>Il server verifica la validità del codice OTP associato all’indirizzo e-mail dell’utente; in caso di verifica positiva, avvia la procedura di registrazione, altrimenti restituisce un messaggio di errore.</w:t>
       </w:r>
     </w:p>
     <w:p>
@@ -4344,6 +4219,7 @@
   <w:style w:type="character" w:default="1" w:styleId="Carpredefinitoparagrafo">
     <w:name w:val="Default Paragraph Font"/>
     <w:uiPriority w:val="1"/>
+    <w:semiHidden/>
     <w:unhideWhenUsed/>
   </w:style>
   <w:style w:type="table" w:default="1" w:styleId="Tabellanormale">

--- a/Progetto_Sicurezza_M_Andriy_Hrynda.docx
+++ b/Progetto_Sicurezza_M_Andriy_Hrynda.docx
@@ -458,7 +458,23 @@
           <w:sz w:val="24"/>
           <w:szCs w:val="24"/>
         </w:rPr>
-        <w:t xml:space="preserve">Il server riceve la richiesta e genera tramite un </w:t>
+        <w:t xml:space="preserve">Il server riceve la richiesta e genera tramite </w:t>
+      </w:r>
+      <w:proofErr w:type="gramStart"/>
+      <w:r>
+        <w:rPr>
+          <w:sz w:val="24"/>
+          <w:szCs w:val="24"/>
+        </w:rPr>
+        <w:t>un</w:t>
+      </w:r>
+      <w:proofErr w:type="gramEnd"/>
+      <w:r>
+        <w:rPr>
+          <w:sz w:val="24"/>
+          <w:szCs w:val="24"/>
+        </w:rPr>
+        <w:t xml:space="preserve"> </w:t>
       </w:r>
       <w:r>
         <w:rPr>
